--- a/Articles/2026/3_DaVinci_Tips_and_Tricks/Enlightenment Summer Article Ideas/13  Bringing in An Effect from CapCut.docx
+++ b/Articles/2026/3_DaVinci_Tips_and_Tricks/Enlightenment Summer Article Ideas/13  Bringing in An Effect from CapCut.docx
@@ -10,6 +10,112 @@
         <w:t>Bringing in An Effect from CapCut</w:t>
       </w:r>
     </w:p>
+    <w:p>
+      <w:pPr>
+        <w:pStyle w:val="Heading1"/>
+      </w:pPr>
+      <w:r>
+        <w:t>CapCut</w:t>
+      </w:r>
+    </w:p>
+    <w:p>
+      <w:r>
+        <w:t>In this tutorial, we will be looking at another video editing app, which we can use to help us create some effects in DaVinci.</w:t>
+      </w:r>
+    </w:p>
+    <w:p>
+      <w:r>
+        <w:rPr>
+          <w:noProof/>
+        </w:rPr>
+        <w:drawing>
+          <wp:inline distT="0" distB="0" distL="0" distR="0" wp14:anchorId="37F0342D" wp14:editId="250EB286">
+            <wp:extent cx="1038225" cy="954096"/>
+            <wp:effectExtent l="76200" t="76200" r="123825" b="132080"/>
+            <wp:docPr id="1452379740" name="Picture 1"/>
+            <wp:cNvGraphicFramePr>
+              <a:graphicFrameLocks xmlns:a="http://schemas.openxmlformats.org/drawingml/2006/main" noChangeAspect="1"/>
+            </wp:cNvGraphicFramePr>
+            <a:graphic xmlns:a="http://schemas.openxmlformats.org/drawingml/2006/main">
+              <a:graphicData uri="http://schemas.openxmlformats.org/drawingml/2006/picture">
+                <pic:pic xmlns:pic="http://schemas.openxmlformats.org/drawingml/2006/picture">
+                  <pic:nvPicPr>
+                    <pic:cNvPr id="0" name="Picture 3"/>
+                    <pic:cNvPicPr>
+                      <a:picLocks noChangeAspect="1" noChangeArrowheads="1"/>
+                    </pic:cNvPicPr>
+                  </pic:nvPicPr>
+                  <pic:blipFill>
+                    <a:blip r:embed="rId5" cstate="print">
+                      <a:extLst>
+                        <a:ext uri="{28A0092B-C50C-407E-A947-70E740481C1C}">
+                          <a14:useLocalDpi xmlns:a14="http://schemas.microsoft.com/office/drawing/2010/main" val="0"/>
+                        </a:ext>
+                      </a:extLst>
+                    </a:blip>
+                    <a:srcRect/>
+                    <a:stretch>
+                      <a:fillRect/>
+                    </a:stretch>
+                  </pic:blipFill>
+                  <pic:spPr bwMode="auto">
+                    <a:xfrm>
+                      <a:off x="0" y="0"/>
+                      <a:ext cx="1042845" cy="958341"/>
+                    </a:xfrm>
+                    <a:prstGeom prst="rect">
+                      <a:avLst/>
+                    </a:prstGeom>
+                    <a:ln w="38100" cap="sq">
+                      <a:solidFill>
+                        <a:srgbClr val="000000"/>
+                      </a:solidFill>
+                      <a:prstDash val="solid"/>
+                      <a:miter lim="800000"/>
+                    </a:ln>
+                    <a:effectLst>
+                      <a:outerShdw blurRad="50800" dist="38100" dir="2700000" algn="tl" rotWithShape="0">
+                        <a:srgbClr val="000000">
+                          <a:alpha val="43000"/>
+                        </a:srgbClr>
+                      </a:outerShdw>
+                    </a:effectLst>
+                  </pic:spPr>
+                </pic:pic>
+              </a:graphicData>
+            </a:graphic>
+          </wp:inline>
+        </w:drawing>
+      </w:r>
+    </w:p>
+    <w:p>
+      <w:r>
+        <w:t>CapCut is a free video editing program that you can also get on the web.</w:t>
+      </w:r>
+    </w:p>
+    <w:p>
+      <w:hyperlink r:id="rId6" w:history="1">
+        <w:r>
+          <w:rPr>
+            <w:rStyle w:val="Hyperlink"/>
+          </w:rPr>
+          <w:t>CapCut Dow</w:t>
+        </w:r>
+        <w:r>
+          <w:rPr>
+            <w:rStyle w:val="Hyperlink"/>
+          </w:rPr>
+          <w:t>n</w:t>
+        </w:r>
+        <w:r>
+          <w:rPr>
+            <w:rStyle w:val="Hyperlink"/>
+          </w:rPr>
+          <w:t>load</w:t>
+        </w:r>
+      </w:hyperlink>
+    </w:p>
+    <w:p/>
     <w:p>
       <w:pPr>
         <w:rPr>
@@ -59,9 +165,217 @@
     </w:p>
     <w:p>
       <w:r>
-        <w:pict w14:anchorId="045017CD">
-          <v:rect id="_x0000_i1025" style="width:0;height:1.5pt" o:hralign="center" o:hrstd="t" o:hr="t" fillcolor="#a0a0a0" stroked="f"/>
-        </w:pict>
+        <w:t>Create a black background in something like photoshop, and then just slide it in</w:t>
+      </w:r>
+    </w:p>
+    <w:p>
+      <w:r>
+        <w:lastRenderedPageBreak/>
+        <w:drawing>
+          <wp:inline distT="0" distB="0" distL="0" distR="0" wp14:anchorId="046C4D5F" wp14:editId="1DA7E4E4">
+            <wp:extent cx="3943900" cy="3210373"/>
+            <wp:effectExtent l="76200" t="76200" r="133350" b="142875"/>
+            <wp:docPr id="240991444" name="Picture 1"/>
+            <wp:cNvGraphicFramePr>
+              <a:graphicFrameLocks xmlns:a="http://schemas.openxmlformats.org/drawingml/2006/main" noChangeAspect="1"/>
+            </wp:cNvGraphicFramePr>
+            <a:graphic xmlns:a="http://schemas.openxmlformats.org/drawingml/2006/main">
+              <a:graphicData uri="http://schemas.openxmlformats.org/drawingml/2006/picture">
+                <pic:pic xmlns:pic="http://schemas.openxmlformats.org/drawingml/2006/picture">
+                  <pic:nvPicPr>
+                    <pic:cNvPr id="240991444" name=""/>
+                    <pic:cNvPicPr/>
+                  </pic:nvPicPr>
+                  <pic:blipFill>
+                    <a:blip r:embed="rId7"/>
+                    <a:stretch>
+                      <a:fillRect/>
+                    </a:stretch>
+                  </pic:blipFill>
+                  <pic:spPr>
+                    <a:xfrm>
+                      <a:off x="0" y="0"/>
+                      <a:ext cx="3943900" cy="3210373"/>
+                    </a:xfrm>
+                    <a:prstGeom prst="rect">
+                      <a:avLst/>
+                    </a:prstGeom>
+                    <a:ln w="38100" cap="sq">
+                      <a:solidFill>
+                        <a:srgbClr val="000000"/>
+                      </a:solidFill>
+                      <a:prstDash val="solid"/>
+                      <a:miter lim="800000"/>
+                    </a:ln>
+                    <a:effectLst>
+                      <a:outerShdw blurRad="50800" dist="38100" dir="2700000" algn="tl" rotWithShape="0">
+                        <a:srgbClr val="000000">
+                          <a:alpha val="43000"/>
+                        </a:srgbClr>
+                      </a:outerShdw>
+                    </a:effectLst>
+                  </pic:spPr>
+                </pic:pic>
+              </a:graphicData>
+            </a:graphic>
+          </wp:inline>
+        </w:drawing>
+      </w:r>
+    </w:p>
+    <w:p>
+      <w:r>
+        <w:t>Add the black</w:t>
+      </w:r>
+      <w:r>
+        <w:t xml:space="preserve"> </w:t>
+      </w:r>
+      <w:r>
+        <w:t xml:space="preserve">background to the </w:t>
+      </w:r>
+      <w:r>
+        <w:t>timeline at the bottom of the app</w:t>
+      </w:r>
+    </w:p>
+    <w:p>
+      <w:r>
+        <w:drawing>
+          <wp:inline distT="0" distB="0" distL="0" distR="0" wp14:anchorId="2D3570F1" wp14:editId="24776BA0">
+            <wp:extent cx="5943600" cy="1537970"/>
+            <wp:effectExtent l="76200" t="76200" r="133350" b="138430"/>
+            <wp:docPr id="976248785" name="Picture 1"/>
+            <wp:cNvGraphicFramePr>
+              <a:graphicFrameLocks xmlns:a="http://schemas.openxmlformats.org/drawingml/2006/main" noChangeAspect="1"/>
+            </wp:cNvGraphicFramePr>
+            <a:graphic xmlns:a="http://schemas.openxmlformats.org/drawingml/2006/main">
+              <a:graphicData uri="http://schemas.openxmlformats.org/drawingml/2006/picture">
+                <pic:pic xmlns:pic="http://schemas.openxmlformats.org/drawingml/2006/picture">
+                  <pic:nvPicPr>
+                    <pic:cNvPr id="976248785" name=""/>
+                    <pic:cNvPicPr/>
+                  </pic:nvPicPr>
+                  <pic:blipFill>
+                    <a:blip r:embed="rId8"/>
+                    <a:stretch>
+                      <a:fillRect/>
+                    </a:stretch>
+                  </pic:blipFill>
+                  <pic:spPr>
+                    <a:xfrm>
+                      <a:off x="0" y="0"/>
+                      <a:ext cx="5943600" cy="1537970"/>
+                    </a:xfrm>
+                    <a:prstGeom prst="rect">
+                      <a:avLst/>
+                    </a:prstGeom>
+                    <a:ln w="38100" cap="sq">
+                      <a:solidFill>
+                        <a:srgbClr val="000000"/>
+                      </a:solidFill>
+                      <a:prstDash val="solid"/>
+                      <a:miter lim="800000"/>
+                    </a:ln>
+                    <a:effectLst>
+                      <a:outerShdw blurRad="50800" dist="38100" dir="2700000" algn="tl" rotWithShape="0">
+                        <a:srgbClr val="000000">
+                          <a:alpha val="43000"/>
+                        </a:srgbClr>
+                      </a:outerShdw>
+                    </a:effectLst>
+                  </pic:spPr>
+                </pic:pic>
+              </a:graphicData>
+            </a:graphic>
+          </wp:inline>
+        </w:drawing>
+      </w:r>
+    </w:p>
+    <w:p>
+      <w:r>
+        <w:t>Go to the top of the app, and click on the tab that says Effects.</w:t>
+      </w:r>
+    </w:p>
+    <w:p>
+      <w:r>
+        <w:drawing>
+          <wp:inline distT="0" distB="0" distL="0" distR="0" wp14:anchorId="539B30AB" wp14:editId="03A6E3AC">
+            <wp:extent cx="4086795" cy="981212"/>
+            <wp:effectExtent l="0" t="0" r="0" b="9525"/>
+            <wp:docPr id="1241962947" name="Picture 1"/>
+            <wp:cNvGraphicFramePr>
+              <a:graphicFrameLocks xmlns:a="http://schemas.openxmlformats.org/drawingml/2006/main" noChangeAspect="1"/>
+            </wp:cNvGraphicFramePr>
+            <a:graphic xmlns:a="http://schemas.openxmlformats.org/drawingml/2006/main">
+              <a:graphicData uri="http://schemas.openxmlformats.org/drawingml/2006/picture">
+                <pic:pic xmlns:pic="http://schemas.openxmlformats.org/drawingml/2006/picture">
+                  <pic:nvPicPr>
+                    <pic:cNvPr id="1241962947" name=""/>
+                    <pic:cNvPicPr/>
+                  </pic:nvPicPr>
+                  <pic:blipFill>
+                    <a:blip r:embed="rId9"/>
+                    <a:stretch>
+                      <a:fillRect/>
+                    </a:stretch>
+                  </pic:blipFill>
+                  <pic:spPr>
+                    <a:xfrm>
+                      <a:off x="0" y="0"/>
+                      <a:ext cx="4086795" cy="981212"/>
+                    </a:xfrm>
+                    <a:prstGeom prst="rect">
+                      <a:avLst/>
+                    </a:prstGeom>
+                  </pic:spPr>
+                </pic:pic>
+              </a:graphicData>
+            </a:graphic>
+          </wp:inline>
+        </w:drawing>
+      </w:r>
+    </w:p>
+    <w:p>
+      <w:r>
+        <w:t>Do a search for glitter fall and hit enter, to have a list of glitter effects show up. I will be using the first effect.</w:t>
+      </w:r>
+    </w:p>
+    <w:p>
+      <w:r>
+        <w:lastRenderedPageBreak/>
+        <w:drawing>
+          <wp:inline distT="0" distB="0" distL="0" distR="0" wp14:anchorId="24DA2462" wp14:editId="1C22BBAD">
+            <wp:extent cx="4895850" cy="4170365"/>
+            <wp:effectExtent l="0" t="0" r="0" b="1905"/>
+            <wp:docPr id="1037676964" name="Picture 1"/>
+            <wp:cNvGraphicFramePr>
+              <a:graphicFrameLocks xmlns:a="http://schemas.openxmlformats.org/drawingml/2006/main" noChangeAspect="1"/>
+            </wp:cNvGraphicFramePr>
+            <a:graphic xmlns:a="http://schemas.openxmlformats.org/drawingml/2006/main">
+              <a:graphicData uri="http://schemas.openxmlformats.org/drawingml/2006/picture">
+                <pic:pic xmlns:pic="http://schemas.openxmlformats.org/drawingml/2006/picture">
+                  <pic:nvPicPr>
+                    <pic:cNvPr id="1037676964" name=""/>
+                    <pic:cNvPicPr/>
+                  </pic:nvPicPr>
+                  <pic:blipFill>
+                    <a:blip r:embed="rId10"/>
+                    <a:stretch>
+                      <a:fillRect/>
+                    </a:stretch>
+                  </pic:blipFill>
+                  <pic:spPr>
+                    <a:xfrm>
+                      <a:off x="0" y="0"/>
+                      <a:ext cx="4900466" cy="4174297"/>
+                    </a:xfrm>
+                    <a:prstGeom prst="rect">
+                      <a:avLst/>
+                    </a:prstGeom>
+                  </pic:spPr>
+                </pic:pic>
+              </a:graphicData>
+            </a:graphic>
+          </wp:inline>
+        </w:drawing>
       </w:r>
     </w:p>
     <w:p>
@@ -97,25 +411,63 @@
         <w:t>“glitter fall”</w:t>
       </w:r>
       <w:r>
-        <w:t xml:space="preserve"> effect </w:t>
-      </w:r>
-    </w:p>
-    <w:p>
-      <w:pPr>
-        <w:numPr>
-          <w:ilvl w:val="0"/>
-          <w:numId w:val="15"/>
-        </w:numPr>
-      </w:pPr>
-      <w:r>
-        <w:t xml:space="preserve">No background footage if possible </w:t>
-      </w:r>
-    </w:p>
-    <w:p>
-      <w:r>
-        <w:pict w14:anchorId="0FADCFA5">
-          <v:rect id="_x0000_i1026" style="width:0;height:1.5pt" o:hralign="center" o:hrstd="t" o:hr="t" fillcolor="#a0a0a0" stroked="f"/>
-        </w:pict>
+        <w:t xml:space="preserve"> effect</w:t>
+      </w:r>
+      <w:r>
+        <w:t>. (Drag it to the track above the background)</w:t>
+      </w:r>
+    </w:p>
+    <w:p>
+      <w:r>
+        <w:drawing>
+          <wp:inline distT="0" distB="0" distL="0" distR="0" wp14:anchorId="613E4CFC" wp14:editId="74EF7C12">
+            <wp:extent cx="5943600" cy="1988820"/>
+            <wp:effectExtent l="76200" t="76200" r="133350" b="125730"/>
+            <wp:docPr id="933461260" name="Picture 1"/>
+            <wp:cNvGraphicFramePr>
+              <a:graphicFrameLocks xmlns:a="http://schemas.openxmlformats.org/drawingml/2006/main" noChangeAspect="1"/>
+            </wp:cNvGraphicFramePr>
+            <a:graphic xmlns:a="http://schemas.openxmlformats.org/drawingml/2006/main">
+              <a:graphicData uri="http://schemas.openxmlformats.org/drawingml/2006/picture">
+                <pic:pic xmlns:pic="http://schemas.openxmlformats.org/drawingml/2006/picture">
+                  <pic:nvPicPr>
+                    <pic:cNvPr id="933461260" name=""/>
+                    <pic:cNvPicPr/>
+                  </pic:nvPicPr>
+                  <pic:blipFill>
+                    <a:blip r:embed="rId11"/>
+                    <a:stretch>
+                      <a:fillRect/>
+                    </a:stretch>
+                  </pic:blipFill>
+                  <pic:spPr>
+                    <a:xfrm>
+                      <a:off x="0" y="0"/>
+                      <a:ext cx="5943600" cy="1988820"/>
+                    </a:xfrm>
+                    <a:prstGeom prst="rect">
+                      <a:avLst/>
+                    </a:prstGeom>
+                    <a:ln w="38100" cap="sq">
+                      <a:solidFill>
+                        <a:srgbClr val="000000"/>
+                      </a:solidFill>
+                      <a:prstDash val="solid"/>
+                      <a:miter lim="800000"/>
+                    </a:ln>
+                    <a:effectLst>
+                      <a:outerShdw blurRad="50800" dist="38100" dir="2700000" algn="tl" rotWithShape="0">
+                        <a:srgbClr val="000000">
+                          <a:alpha val="43000"/>
+                        </a:srgbClr>
+                      </a:outerShdw>
+                    </a:effectLst>
+                  </pic:spPr>
+                </pic:pic>
+              </a:graphicData>
+            </a:graphic>
+          </wp:inline>
+        </w:drawing>
       </w:r>
     </w:p>
     <w:p>
@@ -130,7 +482,7 @@
           <w:b/>
           <w:bCs/>
         </w:rPr>
-        <w:t>IMPORTANT SETTINGS:</w:t>
+        <w:t>Two of the most important things when creating this effect.</w:t>
       </w:r>
     </w:p>
     <w:p>
@@ -174,19 +526,6 @@
     </w:p>
     <w:p>
       <w:pPr>
-        <w:pStyle w:val="Heading1"/>
-      </w:pPr>
-      <w:r>
-        <w:t>How to Blend our Shadows into the black for Transparency</w:t>
-      </w:r>
-    </w:p>
-    <w:p>
-      <w:r>
-        <w:t>Effects come in with an off black, and we need to blend that in, and get it to be black in order to get transparency.</w:t>
-      </w:r>
-    </w:p>
-    <w:p>
-      <w:pPr>
         <w:rPr>
           <w:b/>
           <w:bCs/>
@@ -197,7 +536,8 @@
           <w:b/>
           <w:bCs/>
         </w:rPr>
-        <w:t>In Color Page (on the glitter clip):</w:t>
+        <w:lastRenderedPageBreak/>
+        <w:t>Export Effect Video</w:t>
       </w:r>
     </w:p>
     <w:p>
@@ -212,7 +552,487 @@
           <w:b/>
           <w:bCs/>
         </w:rPr>
-        <w:t>Add a node and do this:</w:t>
+        <w:t>Go to the top left side and click on Export.</w:t>
+      </w:r>
+    </w:p>
+    <w:p>
+      <w:pPr>
+        <w:rPr>
+          <w:b/>
+          <w:bCs/>
+        </w:rPr>
+      </w:pPr>
+      <w:r>
+        <w:rPr>
+          <w:b/>
+          <w:bCs/>
+        </w:rPr>
+        <w:drawing>
+          <wp:inline distT="0" distB="0" distL="0" distR="0" wp14:anchorId="3431C2FF" wp14:editId="087F0FC8">
+            <wp:extent cx="3801005" cy="581106"/>
+            <wp:effectExtent l="76200" t="76200" r="142875" b="142875"/>
+            <wp:docPr id="1968705483" name="Picture 1"/>
+            <wp:cNvGraphicFramePr>
+              <a:graphicFrameLocks xmlns:a="http://schemas.openxmlformats.org/drawingml/2006/main" noChangeAspect="1"/>
+            </wp:cNvGraphicFramePr>
+            <a:graphic xmlns:a="http://schemas.openxmlformats.org/drawingml/2006/main">
+              <a:graphicData uri="http://schemas.openxmlformats.org/drawingml/2006/picture">
+                <pic:pic xmlns:pic="http://schemas.openxmlformats.org/drawingml/2006/picture">
+                  <pic:nvPicPr>
+                    <pic:cNvPr id="1968705483" name=""/>
+                    <pic:cNvPicPr/>
+                  </pic:nvPicPr>
+                  <pic:blipFill>
+                    <a:blip r:embed="rId12"/>
+                    <a:stretch>
+                      <a:fillRect/>
+                    </a:stretch>
+                  </pic:blipFill>
+                  <pic:spPr>
+                    <a:xfrm>
+                      <a:off x="0" y="0"/>
+                      <a:ext cx="3801005" cy="581106"/>
+                    </a:xfrm>
+                    <a:prstGeom prst="rect">
+                      <a:avLst/>
+                    </a:prstGeom>
+                    <a:ln w="38100" cap="sq">
+                      <a:solidFill>
+                        <a:srgbClr val="000000"/>
+                      </a:solidFill>
+                      <a:prstDash val="solid"/>
+                      <a:miter lim="800000"/>
+                    </a:ln>
+                    <a:effectLst>
+                      <a:outerShdw blurRad="50800" dist="38100" dir="2700000" algn="tl" rotWithShape="0">
+                        <a:srgbClr val="000000">
+                          <a:alpha val="43000"/>
+                        </a:srgbClr>
+                      </a:outerShdw>
+                    </a:effectLst>
+                  </pic:spPr>
+                </pic:pic>
+              </a:graphicData>
+            </a:graphic>
+          </wp:inline>
+        </w:drawing>
+      </w:r>
+    </w:p>
+    <w:p>
+      <w:pPr>
+        <w:rPr>
+          <w:b/>
+          <w:bCs/>
+        </w:rPr>
+      </w:pPr>
+      <w:r>
+        <w:rPr>
+          <w:b/>
+          <w:bCs/>
+        </w:rPr>
+        <w:t>Fill in the form here, and then hit the teal export button at the bottom</w:t>
+      </w:r>
+    </w:p>
+    <w:p>
+      <w:pPr>
+        <w:rPr>
+          <w:b/>
+          <w:bCs/>
+        </w:rPr>
+      </w:pPr>
+      <w:r>
+        <w:rPr>
+          <w:b/>
+          <w:bCs/>
+        </w:rPr>
+        <w:drawing>
+          <wp:inline distT="0" distB="0" distL="0" distR="0" wp14:anchorId="2236A03C" wp14:editId="48744D4C">
+            <wp:extent cx="5943600" cy="5481955"/>
+            <wp:effectExtent l="76200" t="76200" r="133350" b="137795"/>
+            <wp:docPr id="1100135640" name="Picture 1"/>
+            <wp:cNvGraphicFramePr>
+              <a:graphicFrameLocks xmlns:a="http://schemas.openxmlformats.org/drawingml/2006/main" noChangeAspect="1"/>
+            </wp:cNvGraphicFramePr>
+            <a:graphic xmlns:a="http://schemas.openxmlformats.org/drawingml/2006/main">
+              <a:graphicData uri="http://schemas.openxmlformats.org/drawingml/2006/picture">
+                <pic:pic xmlns:pic="http://schemas.openxmlformats.org/drawingml/2006/picture">
+                  <pic:nvPicPr>
+                    <pic:cNvPr id="1100135640" name=""/>
+                    <pic:cNvPicPr/>
+                  </pic:nvPicPr>
+                  <pic:blipFill>
+                    <a:blip r:embed="rId13"/>
+                    <a:stretch>
+                      <a:fillRect/>
+                    </a:stretch>
+                  </pic:blipFill>
+                  <pic:spPr>
+                    <a:xfrm>
+                      <a:off x="0" y="0"/>
+                      <a:ext cx="5943600" cy="5481955"/>
+                    </a:xfrm>
+                    <a:prstGeom prst="rect">
+                      <a:avLst/>
+                    </a:prstGeom>
+                    <a:ln w="38100" cap="sq">
+                      <a:solidFill>
+                        <a:srgbClr val="000000"/>
+                      </a:solidFill>
+                      <a:prstDash val="solid"/>
+                      <a:miter lim="800000"/>
+                    </a:ln>
+                    <a:effectLst>
+                      <a:outerShdw blurRad="50800" dist="38100" dir="2700000" algn="tl" rotWithShape="0">
+                        <a:srgbClr val="000000">
+                          <a:alpha val="43000"/>
+                        </a:srgbClr>
+                      </a:outerShdw>
+                    </a:effectLst>
+                  </pic:spPr>
+                </pic:pic>
+              </a:graphicData>
+            </a:graphic>
+          </wp:inline>
+        </w:drawing>
+      </w:r>
+    </w:p>
+    <w:p/>
+    <w:p>
+      <w:pPr>
+        <w:pStyle w:val="Heading1"/>
+      </w:pPr>
+      <w:r>
+        <w:lastRenderedPageBreak/>
+        <w:t>DaVinci</w:t>
+      </w:r>
+    </w:p>
+    <w:p>
+      <w:r>
+        <w:rPr>
+          <w:noProof/>
+        </w:rPr>
+        <w:drawing>
+          <wp:inline distT="0" distB="0" distL="0" distR="0" wp14:anchorId="18337E92" wp14:editId="41E1DB18">
+            <wp:extent cx="1962150" cy="1997293"/>
+            <wp:effectExtent l="0" t="0" r="0" b="0"/>
+            <wp:docPr id="926237745" name="Picture 6"/>
+            <wp:cNvGraphicFramePr>
+              <a:graphicFrameLocks xmlns:a="http://schemas.openxmlformats.org/drawingml/2006/main" noChangeAspect="1"/>
+            </wp:cNvGraphicFramePr>
+            <a:graphic xmlns:a="http://schemas.openxmlformats.org/drawingml/2006/main">
+              <a:graphicData uri="http://schemas.openxmlformats.org/drawingml/2006/picture">
+                <pic:pic xmlns:pic="http://schemas.openxmlformats.org/drawingml/2006/picture">
+                  <pic:nvPicPr>
+                    <pic:cNvPr id="0" name="Picture 8"/>
+                    <pic:cNvPicPr>
+                      <a:picLocks noChangeAspect="1" noChangeArrowheads="1"/>
+                    </pic:cNvPicPr>
+                  </pic:nvPicPr>
+                  <pic:blipFill>
+                    <a:blip r:embed="rId14">
+                      <a:extLst>
+                        <a:ext uri="{28A0092B-C50C-407E-A947-70E740481C1C}">
+                          <a14:useLocalDpi xmlns:a14="http://schemas.microsoft.com/office/drawing/2010/main" val="0"/>
+                        </a:ext>
+                      </a:extLst>
+                    </a:blip>
+                    <a:srcRect/>
+                    <a:stretch>
+                      <a:fillRect/>
+                    </a:stretch>
+                  </pic:blipFill>
+                  <pic:spPr bwMode="auto">
+                    <a:xfrm>
+                      <a:off x="0" y="0"/>
+                      <a:ext cx="1968462" cy="2003718"/>
+                    </a:xfrm>
+                    <a:prstGeom prst="rect">
+                      <a:avLst/>
+                    </a:prstGeom>
+                    <a:noFill/>
+                    <a:ln>
+                      <a:noFill/>
+                    </a:ln>
+                  </pic:spPr>
+                </pic:pic>
+              </a:graphicData>
+            </a:graphic>
+          </wp:inline>
+        </w:drawing>
+      </w:r>
+    </w:p>
+    <w:p>
+      <w:r>
+        <w:t>Ok, now we need to drag this effect into our DaVinci app.</w:t>
+      </w:r>
+    </w:p>
+    <w:p>
+      <w:r>
+        <w:drawing>
+          <wp:inline distT="0" distB="0" distL="0" distR="0" wp14:anchorId="27449FB8" wp14:editId="0EB01B02">
+            <wp:extent cx="4734586" cy="2715004"/>
+            <wp:effectExtent l="0" t="0" r="8890" b="9525"/>
+            <wp:docPr id="1077067451" name="Picture 1"/>
+            <wp:cNvGraphicFramePr>
+              <a:graphicFrameLocks xmlns:a="http://schemas.openxmlformats.org/drawingml/2006/main" noChangeAspect="1"/>
+            </wp:cNvGraphicFramePr>
+            <a:graphic xmlns:a="http://schemas.openxmlformats.org/drawingml/2006/main">
+              <a:graphicData uri="http://schemas.openxmlformats.org/drawingml/2006/picture">
+                <pic:pic xmlns:pic="http://schemas.openxmlformats.org/drawingml/2006/picture">
+                  <pic:nvPicPr>
+                    <pic:cNvPr id="1077067451" name=""/>
+                    <pic:cNvPicPr/>
+                  </pic:nvPicPr>
+                  <pic:blipFill>
+                    <a:blip r:embed="rId15"/>
+                    <a:stretch>
+                      <a:fillRect/>
+                    </a:stretch>
+                  </pic:blipFill>
+                  <pic:spPr>
+                    <a:xfrm>
+                      <a:off x="0" y="0"/>
+                      <a:ext cx="4734586" cy="2715004"/>
+                    </a:xfrm>
+                    <a:prstGeom prst="rect">
+                      <a:avLst/>
+                    </a:prstGeom>
+                  </pic:spPr>
+                </pic:pic>
+              </a:graphicData>
+            </a:graphic>
+          </wp:inline>
+        </w:drawing>
+      </w:r>
+    </w:p>
+    <w:p/>
+    <w:p>
+      <w:r>
+        <w:t>Drag it down on the Timeline</w:t>
+      </w:r>
+    </w:p>
+    <w:p>
+      <w:r>
+        <w:lastRenderedPageBreak/>
+        <w:drawing>
+          <wp:inline distT="0" distB="0" distL="0" distR="0" wp14:anchorId="60FB1789" wp14:editId="692C134D">
+            <wp:extent cx="4582164" cy="2362530"/>
+            <wp:effectExtent l="76200" t="76200" r="123190" b="133350"/>
+            <wp:docPr id="1648145057" name="Picture 1"/>
+            <wp:cNvGraphicFramePr>
+              <a:graphicFrameLocks xmlns:a="http://schemas.openxmlformats.org/drawingml/2006/main" noChangeAspect="1"/>
+            </wp:cNvGraphicFramePr>
+            <a:graphic xmlns:a="http://schemas.openxmlformats.org/drawingml/2006/main">
+              <a:graphicData uri="http://schemas.openxmlformats.org/drawingml/2006/picture">
+                <pic:pic xmlns:pic="http://schemas.openxmlformats.org/drawingml/2006/picture">
+                  <pic:nvPicPr>
+                    <pic:cNvPr id="1648145057" name=""/>
+                    <pic:cNvPicPr/>
+                  </pic:nvPicPr>
+                  <pic:blipFill>
+                    <a:blip r:embed="rId16"/>
+                    <a:stretch>
+                      <a:fillRect/>
+                    </a:stretch>
+                  </pic:blipFill>
+                  <pic:spPr>
+                    <a:xfrm>
+                      <a:off x="0" y="0"/>
+                      <a:ext cx="4582164" cy="2362530"/>
+                    </a:xfrm>
+                    <a:prstGeom prst="rect">
+                      <a:avLst/>
+                    </a:prstGeom>
+                    <a:ln w="38100" cap="sq">
+                      <a:solidFill>
+                        <a:srgbClr val="000000"/>
+                      </a:solidFill>
+                      <a:prstDash val="solid"/>
+                      <a:miter lim="800000"/>
+                    </a:ln>
+                    <a:effectLst>
+                      <a:outerShdw blurRad="50800" dist="38100" dir="2700000" algn="tl" rotWithShape="0">
+                        <a:srgbClr val="000000">
+                          <a:alpha val="43000"/>
+                        </a:srgbClr>
+                      </a:outerShdw>
+                    </a:effectLst>
+                  </pic:spPr>
+                </pic:pic>
+              </a:graphicData>
+            </a:graphic>
+          </wp:inline>
+        </w:drawing>
+      </w:r>
+    </w:p>
+    <w:p/>
+    <w:p>
+      <w:pPr>
+        <w:pStyle w:val="Heading1"/>
+      </w:pPr>
+      <w:r>
+        <w:t>Color Tab</w:t>
+      </w:r>
+    </w:p>
+    <w:p>
+      <w:r>
+        <w:t>Click on the Color tab at the bottom to go to the Color page</w:t>
+      </w:r>
+    </w:p>
+    <w:p>
+      <w:r>
+        <w:drawing>
+          <wp:inline distT="0" distB="0" distL="0" distR="0" wp14:anchorId="1645E34D" wp14:editId="566BE934">
+            <wp:extent cx="2253671" cy="609600"/>
+            <wp:effectExtent l="76200" t="76200" r="127635" b="133350"/>
+            <wp:docPr id="1222878420" name="Picture 1"/>
+            <wp:cNvGraphicFramePr>
+              <a:graphicFrameLocks xmlns:a="http://schemas.openxmlformats.org/drawingml/2006/main" noChangeAspect="1"/>
+            </wp:cNvGraphicFramePr>
+            <a:graphic xmlns:a="http://schemas.openxmlformats.org/drawingml/2006/main">
+              <a:graphicData uri="http://schemas.openxmlformats.org/drawingml/2006/picture">
+                <pic:pic xmlns:pic="http://schemas.openxmlformats.org/drawingml/2006/picture">
+                  <pic:nvPicPr>
+                    <pic:cNvPr id="1222878420" name=""/>
+                    <pic:cNvPicPr/>
+                  </pic:nvPicPr>
+                  <pic:blipFill>
+                    <a:blip r:embed="rId17"/>
+                    <a:stretch>
+                      <a:fillRect/>
+                    </a:stretch>
+                  </pic:blipFill>
+                  <pic:spPr>
+                    <a:xfrm>
+                      <a:off x="0" y="0"/>
+                      <a:ext cx="2256209" cy="610287"/>
+                    </a:xfrm>
+                    <a:prstGeom prst="rect">
+                      <a:avLst/>
+                    </a:prstGeom>
+                    <a:ln w="38100" cap="sq">
+                      <a:solidFill>
+                        <a:srgbClr val="000000"/>
+                      </a:solidFill>
+                      <a:prstDash val="solid"/>
+                      <a:miter lim="800000"/>
+                    </a:ln>
+                    <a:effectLst>
+                      <a:outerShdw blurRad="50800" dist="38100" dir="2700000" algn="tl" rotWithShape="0">
+                        <a:srgbClr val="000000">
+                          <a:alpha val="43000"/>
+                        </a:srgbClr>
+                      </a:outerShdw>
+                    </a:effectLst>
+                  </pic:spPr>
+                </pic:pic>
+              </a:graphicData>
+            </a:graphic>
+          </wp:inline>
+        </w:drawing>
+      </w:r>
+    </w:p>
+    <w:p>
+      <w:r>
+        <w:t>Make sure you have the right clip selected</w:t>
+      </w:r>
+    </w:p>
+    <w:p>
+      <w:r>
+        <w:drawing>
+          <wp:inline distT="0" distB="0" distL="0" distR="0" wp14:anchorId="50D8B2D8" wp14:editId="02C1E3E9">
+            <wp:extent cx="3029373" cy="1428949"/>
+            <wp:effectExtent l="76200" t="76200" r="133350" b="133350"/>
+            <wp:docPr id="691274229" name="Picture 1"/>
+            <wp:cNvGraphicFramePr>
+              <a:graphicFrameLocks xmlns:a="http://schemas.openxmlformats.org/drawingml/2006/main" noChangeAspect="1"/>
+            </wp:cNvGraphicFramePr>
+            <a:graphic xmlns:a="http://schemas.openxmlformats.org/drawingml/2006/main">
+              <a:graphicData uri="http://schemas.openxmlformats.org/drawingml/2006/picture">
+                <pic:pic xmlns:pic="http://schemas.openxmlformats.org/drawingml/2006/picture">
+                  <pic:nvPicPr>
+                    <pic:cNvPr id="691274229" name=""/>
+                    <pic:cNvPicPr/>
+                  </pic:nvPicPr>
+                  <pic:blipFill>
+                    <a:blip r:embed="rId18"/>
+                    <a:stretch>
+                      <a:fillRect/>
+                    </a:stretch>
+                  </pic:blipFill>
+                  <pic:spPr>
+                    <a:xfrm>
+                      <a:off x="0" y="0"/>
+                      <a:ext cx="3029373" cy="1428949"/>
+                    </a:xfrm>
+                    <a:prstGeom prst="rect">
+                      <a:avLst/>
+                    </a:prstGeom>
+                    <a:ln w="38100" cap="sq">
+                      <a:solidFill>
+                        <a:srgbClr val="000000"/>
+                      </a:solidFill>
+                      <a:prstDash val="solid"/>
+                      <a:miter lim="800000"/>
+                    </a:ln>
+                    <a:effectLst>
+                      <a:outerShdw blurRad="50800" dist="38100" dir="2700000" algn="tl" rotWithShape="0">
+                        <a:srgbClr val="000000">
+                          <a:alpha val="43000"/>
+                        </a:srgbClr>
+                      </a:outerShdw>
+                    </a:effectLst>
+                  </pic:spPr>
+                </pic:pic>
+              </a:graphicData>
+            </a:graphic>
+          </wp:inline>
+        </w:drawing>
+      </w:r>
+    </w:p>
+    <w:p/>
+    <w:p>
+      <w:pPr>
+        <w:pStyle w:val="Heading2"/>
+      </w:pPr>
+      <w:r>
+        <w:t>How to Blend our Shadows into the black for Transparency</w:t>
+      </w:r>
+    </w:p>
+    <w:p>
+      <w:r>
+        <w:t>Effects come in with an off black, and we need to blend that in, and get it to be black in order to get transparency.</w:t>
+      </w:r>
+    </w:p>
+    <w:p>
+      <w:pPr>
+        <w:rPr>
+          <w:b/>
+          <w:bCs/>
+        </w:rPr>
+      </w:pPr>
+      <w:r>
+        <w:rPr>
+          <w:b/>
+          <w:bCs/>
+        </w:rPr>
+        <w:lastRenderedPageBreak/>
+        <w:t>In Color Page (on the glitter clip):</w:t>
+      </w:r>
+    </w:p>
+    <w:p>
+      <w:pPr>
+        <w:rPr>
+          <w:b/>
+          <w:bCs/>
+        </w:rPr>
+      </w:pPr>
+      <w:r>
+        <w:rPr>
+          <w:b/>
+          <w:bCs/>
+        </w:rPr>
+        <w:t>Hit Alt-S to add a node</w:t>
       </w:r>
     </w:p>
     <w:p>
@@ -232,6 +1052,55 @@
     </w:p>
     <w:p>
       <w:pPr>
+        <w:rPr>
+          <w:b/>
+          <w:bCs/>
+        </w:rPr>
+      </w:pPr>
+      <w:r>
+        <w:rPr>
+          <w:b/>
+          <w:bCs/>
+        </w:rPr>
+        <w:drawing>
+          <wp:inline distT="0" distB="0" distL="0" distR="0" wp14:anchorId="06C6C5C1" wp14:editId="129D3038">
+            <wp:extent cx="4239217" cy="2534004"/>
+            <wp:effectExtent l="0" t="0" r="9525" b="0"/>
+            <wp:docPr id="328069252" name="Picture 1"/>
+            <wp:cNvGraphicFramePr>
+              <a:graphicFrameLocks xmlns:a="http://schemas.openxmlformats.org/drawingml/2006/main" noChangeAspect="1"/>
+            </wp:cNvGraphicFramePr>
+            <a:graphic xmlns:a="http://schemas.openxmlformats.org/drawingml/2006/main">
+              <a:graphicData uri="http://schemas.openxmlformats.org/drawingml/2006/picture">
+                <pic:pic xmlns:pic="http://schemas.openxmlformats.org/drawingml/2006/picture">
+                  <pic:nvPicPr>
+                    <pic:cNvPr id="328069252" name=""/>
+                    <pic:cNvPicPr/>
+                  </pic:nvPicPr>
+                  <pic:blipFill>
+                    <a:blip r:embed="rId19"/>
+                    <a:stretch>
+                      <a:fillRect/>
+                    </a:stretch>
+                  </pic:blipFill>
+                  <pic:spPr>
+                    <a:xfrm>
+                      <a:off x="0" y="0"/>
+                      <a:ext cx="4239217" cy="2534004"/>
+                    </a:xfrm>
+                    <a:prstGeom prst="rect">
+                      <a:avLst/>
+                    </a:prstGeom>
+                  </pic:spPr>
+                </pic:pic>
+              </a:graphicData>
+            </a:graphic>
+          </wp:inline>
+        </w:drawing>
+      </w:r>
+    </w:p>
+    <w:p>
+      <w:pPr>
         <w:numPr>
           <w:ilvl w:val="0"/>
           <w:numId w:val="17"/>
@@ -307,7 +1176,9 @@
     </w:p>
     <w:p>
       <w:r>
-        <w:lastRenderedPageBreak/>
+        <w:rPr>
+          <w:noProof/>
+        </w:rPr>
         <w:drawing>
           <wp:inline distT="0" distB="0" distL="0" distR="0" wp14:anchorId="7FE05A18" wp14:editId="5CED3D0F">
             <wp:extent cx="5943600" cy="2276475"/>
@@ -324,7 +1195,7 @@
                     <pic:cNvPicPr/>
                   </pic:nvPicPr>
                   <pic:blipFill>
-                    <a:blip r:embed="rId5"/>
+                    <a:blip r:embed="rId20"/>
                     <a:stretch>
                       <a:fillRect/>
                     </a:stretch>
@@ -348,20 +1219,97 @@
     <w:p/>
     <w:p>
       <w:r>
-        <w:t xml:space="preserve">Turn the </w:t>
+        <w:t xml:space="preserve">Go back to the </w:t>
       </w:r>
       <w:r>
         <w:rPr>
           <w:rStyle w:val="Strong"/>
         </w:rPr>
-        <w:t xml:space="preserve">Opacity </w:t>
-      </w:r>
-      <w:r>
-        <w:t>on the Edit page, in the Inspector down a bit.</w:t>
-      </w:r>
-    </w:p>
-    <w:p>
-      <w:r>
+        <w:t>Edit</w:t>
+      </w:r>
+      <w:r>
+        <w:t xml:space="preserve"> Page.</w:t>
+      </w:r>
+    </w:p>
+    <w:p>
+      <w:r>
+        <w:lastRenderedPageBreak/>
+        <w:drawing>
+          <wp:inline distT="0" distB="0" distL="0" distR="0" wp14:anchorId="16287CB6" wp14:editId="0E8995D1">
+            <wp:extent cx="1993265" cy="533396"/>
+            <wp:effectExtent l="76200" t="76200" r="140335" b="133985"/>
+            <wp:docPr id="1364788893" name="Picture 1"/>
+            <wp:cNvGraphicFramePr>
+              <a:graphicFrameLocks xmlns:a="http://schemas.openxmlformats.org/drawingml/2006/main" noChangeAspect="1"/>
+            </wp:cNvGraphicFramePr>
+            <a:graphic xmlns:a="http://schemas.openxmlformats.org/drawingml/2006/main">
+              <a:graphicData uri="http://schemas.openxmlformats.org/drawingml/2006/picture">
+                <pic:pic xmlns:pic="http://schemas.openxmlformats.org/drawingml/2006/picture">
+                  <pic:nvPicPr>
+                    <pic:cNvPr id="1364788893" name=""/>
+                    <pic:cNvPicPr/>
+                  </pic:nvPicPr>
+                  <pic:blipFill rotWithShape="1">
+                    <a:blip r:embed="rId21"/>
+                    <a:srcRect t="15152"/>
+                    <a:stretch>
+                      <a:fillRect/>
+                    </a:stretch>
+                  </pic:blipFill>
+                  <pic:spPr bwMode="auto">
+                    <a:xfrm>
+                      <a:off x="0" y="0"/>
+                      <a:ext cx="1998852" cy="534891"/>
+                    </a:xfrm>
+                    <a:prstGeom prst="rect">
+                      <a:avLst/>
+                    </a:prstGeom>
+                    <a:ln w="38100" cap="sq">
+                      <a:solidFill>
+                        <a:srgbClr val="000000"/>
+                      </a:solidFill>
+                      <a:prstDash val="solid"/>
+                      <a:miter lim="800000"/>
+                    </a:ln>
+                    <a:effectLst>
+                      <a:outerShdw blurRad="50800" dist="38100" dir="2700000" algn="tl" rotWithShape="0">
+                        <a:srgbClr val="000000">
+                          <a:alpha val="43000"/>
+                        </a:srgbClr>
+                      </a:outerShdw>
+                    </a:effectLst>
+                    <a:extLst>
+                      <a:ext uri="{53640926-AAD7-44D8-BBD7-CCE9431645EC}">
+                        <a14:shadowObscured xmlns:a14="http://schemas.microsoft.com/office/drawing/2010/main"/>
+                      </a:ext>
+                    </a:extLst>
+                  </pic:spPr>
+                </pic:pic>
+              </a:graphicData>
+            </a:graphic>
+          </wp:inline>
+        </w:drawing>
+      </w:r>
+    </w:p>
+    <w:p/>
+    <w:p>
+      <w:r>
+        <w:t xml:space="preserve">In the inspector on the </w:t>
+      </w:r>
+      <w:proofErr w:type="gramStart"/>
+      <w:r>
+        <w:t>right hand</w:t>
+      </w:r>
+      <w:proofErr w:type="gramEnd"/>
+      <w:r>
+        <w:t xml:space="preserve"> side, Turn down the opacity, just a tad bit.</w:t>
+      </w:r>
+    </w:p>
+    <w:p>
+      <w:r>
+        <w:rPr>
+          <w:noProof/>
+        </w:rPr>
         <w:drawing>
           <wp:inline distT="0" distB="0" distL="0" distR="0" wp14:anchorId="144C497C" wp14:editId="4DABD624">
             <wp:extent cx="3905795" cy="1047896"/>
@@ -378,7 +1326,7 @@
                     <pic:cNvPicPr/>
                   </pic:nvPicPr>
                   <pic:blipFill>
-                    <a:blip r:embed="rId6"/>
+                    <a:blip r:embed="rId22"/>
                     <a:stretch>
                       <a:fillRect/>
                     </a:stretch>
@@ -414,6 +1362,175 @@
       </w:r>
     </w:p>
     <w:p/>
+    <w:p>
+      <w:r>
+        <w:t>You should see the Glitter effect blend into the black background</w:t>
+      </w:r>
+    </w:p>
+    <w:p/>
+    <w:p>
+      <w:r>
+        <w:rPr>
+          <w:noProof/>
+        </w:rPr>
+        <mc:AlternateContent>
+          <mc:Choice Requires="wps">
+            <w:drawing>
+              <wp:anchor distT="0" distB="0" distL="114300" distR="114300" simplePos="0" relativeHeight="251659264" behindDoc="0" locked="0" layoutInCell="1" allowOverlap="1" wp14:anchorId="0791122C" wp14:editId="7ACB2BB9">
+                <wp:simplePos x="0" y="0"/>
+                <wp:positionH relativeFrom="column">
+                  <wp:posOffset>1771650</wp:posOffset>
+                </wp:positionH>
+                <wp:positionV relativeFrom="paragraph">
+                  <wp:posOffset>622300</wp:posOffset>
+                </wp:positionV>
+                <wp:extent cx="161925" cy="238125"/>
+                <wp:effectExtent l="19050" t="19050" r="9525" b="0"/>
+                <wp:wrapNone/>
+                <wp:docPr id="570056874" name="Arrow: Down 8"/>
+                <wp:cNvGraphicFramePr/>
+                <a:graphic xmlns:a="http://schemas.openxmlformats.org/drawingml/2006/main">
+                  <a:graphicData uri="http://schemas.microsoft.com/office/word/2010/wordprocessingShape">
+                    <wps:wsp>
+                      <wps:cNvSpPr/>
+                      <wps:spPr>
+                        <a:xfrm rot="20172857">
+                          <a:off x="0" y="0"/>
+                          <a:ext cx="161925" cy="238125"/>
+                        </a:xfrm>
+                        <a:prstGeom prst="downArrow">
+                          <a:avLst/>
+                        </a:prstGeom>
+                        <a:gradFill flip="none" rotWithShape="1">
+                          <a:gsLst>
+                            <a:gs pos="0">
+                              <a:schemeClr val="accent2">
+                                <a:lumMod val="67000"/>
+                              </a:schemeClr>
+                            </a:gs>
+                            <a:gs pos="48000">
+                              <a:schemeClr val="accent2">
+                                <a:lumMod val="97000"/>
+                                <a:lumOff val="3000"/>
+                              </a:schemeClr>
+                            </a:gs>
+                            <a:gs pos="100000">
+                              <a:schemeClr val="accent2">
+                                <a:lumMod val="60000"/>
+                                <a:lumOff val="40000"/>
+                              </a:schemeClr>
+                            </a:gs>
+                          </a:gsLst>
+                          <a:lin ang="16200000" scaled="1"/>
+                          <a:tileRect/>
+                        </a:gradFill>
+                        <a:ln>
+                          <a:noFill/>
+                        </a:ln>
+                      </wps:spPr>
+                      <wps:style>
+                        <a:lnRef idx="0">
+                          <a:scrgbClr r="0" g="0" b="0"/>
+                        </a:lnRef>
+                        <a:fillRef idx="0">
+                          <a:scrgbClr r="0" g="0" b="0"/>
+                        </a:fillRef>
+                        <a:effectRef idx="0">
+                          <a:scrgbClr r="0" g="0" b="0"/>
+                        </a:effectRef>
+                        <a:fontRef idx="minor">
+                          <a:schemeClr val="lt1"/>
+                        </a:fontRef>
+                      </wps:style>
+                      <wps:bodyPr rot="0" spcFirstLastPara="0" vertOverflow="overflow" horzOverflow="overflow" vert="horz" wrap="square" lIns="91440" tIns="45720" rIns="91440" bIns="45720" numCol="1" spcCol="0" rtlCol="0" fromWordArt="0" anchor="ctr" anchorCtr="0" forceAA="0" compatLnSpc="1">
+                        <a:prstTxWarp prst="textNoShape">
+                          <a:avLst/>
+                        </a:prstTxWarp>
+                        <a:noAutofit/>
+                      </wps:bodyPr>
+                    </wps:wsp>
+                  </a:graphicData>
+                </a:graphic>
+              </wp:anchor>
+            </w:drawing>
+          </mc:Choice>
+          <mc:Fallback>
+            <w:pict>
+              <v:shapetype w14:anchorId="1E6EE58E" id="_x0000_t67" coordsize="21600,21600" o:spt="67" adj="16200,5400" path="m0@0l@1@0@1,0@2,0@2@0,21600@0,10800,21600xe">
+                <v:stroke joinstyle="miter"/>
+                <v:formulas>
+                  <v:f eqn="val #0"/>
+                  <v:f eqn="val #1"/>
+                  <v:f eqn="sum height 0 #1"/>
+                  <v:f eqn="sum 10800 0 #1"/>
+                  <v:f eqn="sum width 0 #0"/>
+                  <v:f eqn="prod @4 @3 10800"/>
+                  <v:f eqn="sum width 0 @5"/>
+                </v:formulas>
+                <v:path o:connecttype="custom" o:connectlocs="10800,0;0,@0;10800,21600;21600,@0" o:connectangles="270,180,90,0" textboxrect="@1,0,@2,@6"/>
+                <v:handles>
+                  <v:h position="#1,#0" xrange="0,10800" yrange="0,21600"/>
+                </v:handles>
+              </v:shapetype>
+              <v:shape id="Arrow: Down 8" o:spid="_x0000_s1026" type="#_x0000_t67" style="position:absolute;margin-left:139.5pt;margin-top:49pt;width:12.75pt;height:18.75pt;rotation:-1558821fd;z-index:251659264;visibility:visible;mso-wrap-style:square;mso-wrap-distance-left:9pt;mso-wrap-distance-top:0;mso-wrap-distance-right:9pt;mso-wrap-distance-bottom:0;mso-position-horizontal:absolute;mso-position-horizontal-relative:text;mso-position-vertical:absolute;mso-position-vertical-relative:text;v-text-anchor:middle" o:gfxdata="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" adj="14256" fillcolor="#af4f0f [2149]" stroked="f">
+                <v:fill color2="#f4b083 [1941]" rotate="t" angle="180" colors="0 #b0500f;31457f #ee8137;1 #f4b183" focus="100%" type="gradient"/>
+              </v:shape>
+            </w:pict>
+          </mc:Fallback>
+        </mc:AlternateContent>
+      </w:r>
+      <w:r>
+        <w:drawing>
+          <wp:inline distT="0" distB="0" distL="0" distR="0" wp14:anchorId="102D649F" wp14:editId="0BC359A7">
+            <wp:extent cx="3724795" cy="2391109"/>
+            <wp:effectExtent l="76200" t="76200" r="142875" b="142875"/>
+            <wp:docPr id="2054139999" name="Picture 1"/>
+            <wp:cNvGraphicFramePr>
+              <a:graphicFrameLocks xmlns:a="http://schemas.openxmlformats.org/drawingml/2006/main" noChangeAspect="1"/>
+            </wp:cNvGraphicFramePr>
+            <a:graphic xmlns:a="http://schemas.openxmlformats.org/drawingml/2006/main">
+              <a:graphicData uri="http://schemas.openxmlformats.org/drawingml/2006/picture">
+                <pic:pic xmlns:pic="http://schemas.openxmlformats.org/drawingml/2006/picture">
+                  <pic:nvPicPr>
+                    <pic:cNvPr id="2054139999" name=""/>
+                    <pic:cNvPicPr/>
+                  </pic:nvPicPr>
+                  <pic:blipFill>
+                    <a:blip r:embed="rId23"/>
+                    <a:stretch>
+                      <a:fillRect/>
+                    </a:stretch>
+                  </pic:blipFill>
+                  <pic:spPr>
+                    <a:xfrm>
+                      <a:off x="0" y="0"/>
+                      <a:ext cx="3724795" cy="2391109"/>
+                    </a:xfrm>
+                    <a:prstGeom prst="rect">
+                      <a:avLst/>
+                    </a:prstGeom>
+                    <a:ln w="38100" cap="sq">
+                      <a:solidFill>
+                        <a:srgbClr val="000000"/>
+                      </a:solidFill>
+                      <a:prstDash val="solid"/>
+                      <a:miter lim="800000"/>
+                    </a:ln>
+                    <a:effectLst>
+                      <a:outerShdw blurRad="50800" dist="38100" dir="2700000" algn="tl" rotWithShape="0">
+                        <a:srgbClr val="000000">
+                          <a:alpha val="43000"/>
+                        </a:srgbClr>
+                      </a:outerShdw>
+                    </a:effectLst>
+                  </pic:spPr>
+                </pic:pic>
+              </a:graphicData>
+            </a:graphic>
+          </wp:inline>
+        </w:drawing>
+      </w:r>
+    </w:p>
     <w:sectPr>
       <w:pgSz w:w="12240" w:h="15840"/>
       <w:pgMar w:top="1440" w:right="1440" w:bottom="1440" w:left="1440" w:header="720" w:footer="720" w:gutter="0"/>
@@ -3083,6 +4200,41 @@
       <w:szCs w:val="16"/>
     </w:rPr>
   </w:style>
+  <w:style w:type="character" w:styleId="Hyperlink">
+    <w:name w:val="Hyperlink"/>
+    <w:basedOn w:val="DefaultParagraphFont"/>
+    <w:uiPriority w:val="99"/>
+    <w:unhideWhenUsed/>
+    <w:rsid w:val="00243D4C"/>
+    <w:rPr>
+      <w:color w:val="0563C1" w:themeColor="hyperlink"/>
+      <w:u w:val="single"/>
+    </w:rPr>
+  </w:style>
+  <w:style w:type="character" w:styleId="UnresolvedMention">
+    <w:name w:val="Unresolved Mention"/>
+    <w:basedOn w:val="DefaultParagraphFont"/>
+    <w:uiPriority w:val="99"/>
+    <w:semiHidden/>
+    <w:unhideWhenUsed/>
+    <w:rsid w:val="00243D4C"/>
+    <w:rPr>
+      <w:color w:val="605E5C"/>
+      <w:shd w:val="clear" w:color="auto" w:fill="E1DFDD"/>
+    </w:rPr>
+  </w:style>
+  <w:style w:type="character" w:styleId="FollowedHyperlink">
+    <w:name w:val="FollowedHyperlink"/>
+    <w:basedOn w:val="DefaultParagraphFont"/>
+    <w:uiPriority w:val="99"/>
+    <w:semiHidden/>
+    <w:unhideWhenUsed/>
+    <w:rsid w:val="00243D4C"/>
+    <w:rPr>
+      <w:color w:val="954F72" w:themeColor="followedHyperlink"/>
+      <w:u w:val="single"/>
+    </w:rPr>
+  </w:style>
 </w:styles>
 </file>
 
